--- a/user_guide_ar.docx
+++ b/user_guide_ar.docx
@@ -5306,6 +5306,9 @@
       <w:r>
         <w:t>1) اختر شكل الهدف وحجمه، أو اضغط أحد النماذج الجاهزة في «Standard RCS benchmarks» أعلى التبويب (كرة، صفيحة، زاوية ثنائية).</w:t>
       </w:r>
+      <w:r>
+        <w:t xml:space="preserve"> للصفيحة (أو كل ذراع في الـ dihedral) صار لسماكة الجسم نفسه مربّع خاص: 2 mm افتراضياً، من 1 إلى 20 mm. الطلاء ينضاف فوقها، ومرجع المعدن العاري يُحلّ على نفس الصفيحة.</w:t>
+      </w:r>
     </w:p>
     <w:p>
       <w:pPr>
